--- a/Backend/Director_Disclosure/Output_Disclosures/2024-25/ADANI_TRANSMISSION_BIKANER_SIKAR_LIMITED/DIR-8/DIR8_SANTOSH_KUMAR_BASWAL_06773703.docx
+++ b/Backend/Director_Disclosure/Output_Disclosures/2024-25/ADANI_TRANSMISSION_BIKANER_SIKAR_LIMITED/DIR-8/DIR8_SANTOSH_KUMAR_BASWAL_06773703.docx
@@ -340,77 +340,7 @@
                 <w:b w:val="0"/>
                 <w:sz w:val="23"/>
               </w:rPr>
-              <w:t>ADANI TRANSMISSION (RAJASTHAN) LIMITED</w:t>
-            </w:r>
-          </w:p>
-        </w:tc>
-        <w:tc>
-          <w:tcPr>
-            <w:tcW w:type="dxa" w:w="2610"/>
-          </w:tcPr>
-          <w:p>
-            <w:pPr>
-              <w:spacing w:after="0"/>
-              <w:jc w:val="center"/>
-            </w:pPr>
-            <w:r>
-              <w:rPr>
-                <w:rFonts w:ascii="Adani" w:hAnsi="Adani" w:eastAsia="Adani" w:cs="Adani"/>
-                <w:b w:val="0"/>
-                <w:sz w:val="23"/>
-              </w:rPr>
-              <w:t>03/09/2019</w:t>
-            </w:r>
-          </w:p>
-        </w:tc>
-        <w:tc>
-          <w:tcPr>
-            <w:tcW w:type="dxa" w:w="2250"/>
-          </w:tcPr>
-          <w:p>
-            <w:pPr>
-              <w:spacing w:after="0"/>
-              <w:jc w:val="center"/>
-            </w:pPr>
-          </w:p>
-        </w:tc>
-      </w:tr>
-      <w:tr>
-        <w:tc>
-          <w:tcPr>
-            <w:tcW w:type="dxa" w:w="636"/>
-          </w:tcPr>
-          <w:p>
-            <w:pPr>
-              <w:spacing w:after="0"/>
-              <w:ind w:left="360"/>
-            </w:pPr>
-            <w:r>
-              <w:rPr>
-                <w:rFonts w:ascii="Adani" w:hAnsi="Adani" w:eastAsia="Adani" w:cs="Adani"/>
-                <w:b w:val="0"/>
-                <w:sz w:val="23"/>
-              </w:rPr>
-              <w:t>2</w:t>
-            </w:r>
-          </w:p>
-        </w:tc>
-        <w:tc>
-          <w:tcPr>
-            <w:tcW w:type="dxa" w:w="3864"/>
-          </w:tcPr>
-          <w:p>
-            <w:pPr>
-              <w:spacing w:after="0"/>
-              <w:jc w:val="both"/>
-            </w:pPr>
-            <w:r>
-              <w:rPr>
-                <w:rFonts w:ascii="Adani" w:hAnsi="Adani" w:eastAsia="Adani" w:cs="Adani"/>
-                <w:b w:val="0"/>
-                <w:sz w:val="23"/>
-              </w:rPr>
-              <w:t>ADANI TRANSMISSION BIKANER SIKAR LIMITED</w:t>
+              <w:t>ADANI TRANSMISSION BIKANER SIKAR PRIVATE LIMITED</w:t>
             </w:r>
           </w:p>
         </w:tc>
@@ -461,6 +391,60 @@
                 <w:b w:val="0"/>
                 <w:sz w:val="23"/>
               </w:rPr>
+              <w:t>2</w:t>
+            </w:r>
+          </w:p>
+        </w:tc>
+        <w:tc>
+          <w:tcPr>
+            <w:tcW w:type="dxa" w:w="3864"/>
+          </w:tcPr>
+          <w:p>
+            <w:pPr>
+              <w:spacing w:after="0"/>
+              <w:jc w:val="both"/>
+            </w:pPr>
+          </w:p>
+        </w:tc>
+        <w:tc>
+          <w:tcPr>
+            <w:tcW w:type="dxa" w:w="2610"/>
+          </w:tcPr>
+          <w:p>
+            <w:pPr>
+              <w:spacing w:after="0"/>
+              <w:jc w:val="center"/>
+            </w:pPr>
+          </w:p>
+        </w:tc>
+        <w:tc>
+          <w:tcPr>
+            <w:tcW w:type="dxa" w:w="2250"/>
+          </w:tcPr>
+          <w:p>
+            <w:pPr>
+              <w:spacing w:after="0"/>
+              <w:jc w:val="center"/>
+            </w:pPr>
+          </w:p>
+        </w:tc>
+      </w:tr>
+      <w:tr>
+        <w:tc>
+          <w:tcPr>
+            <w:tcW w:type="dxa" w:w="636"/>
+          </w:tcPr>
+          <w:p>
+            <w:pPr>
+              <w:spacing w:after="0"/>
+              <w:ind w:left="360"/>
+            </w:pPr>
+            <w:r>
+              <w:rPr>
+                <w:rFonts w:ascii="Adani" w:hAnsi="Adani" w:eastAsia="Adani" w:cs="Adani"/>
+                <w:b w:val="0"/>
+                <w:sz w:val="23"/>
+              </w:rPr>
               <w:t>3</w:t>
             </w:r>
           </w:p>
@@ -474,14 +458,6 @@
               <w:spacing w:after="0"/>
               <w:jc w:val="both"/>
             </w:pPr>
-            <w:r>
-              <w:rPr>
-                <w:rFonts w:ascii="Adani" w:hAnsi="Adani" w:eastAsia="Adani" w:cs="Adani"/>
-                <w:b w:val="0"/>
-                <w:sz w:val="23"/>
-              </w:rPr>
-              <w:t>ADANI TRANSMISSION BIKANER SIKAR PRIVATE LIMITED</w:t>
-            </w:r>
           </w:p>
         </w:tc>
         <w:tc>
@@ -493,14 +469,6 @@
               <w:spacing w:after="0"/>
               <w:jc w:val="center"/>
             </w:pPr>
-            <w:r>
-              <w:rPr>
-                <w:rFonts w:ascii="Adani" w:hAnsi="Adani" w:eastAsia="Adani" w:cs="Adani"/>
-                <w:b w:val="0"/>
-                <w:sz w:val="23"/>
-              </w:rPr>
-              <w:t>05/08/2019</w:t>
-            </w:r>
           </w:p>
         </w:tc>
         <w:tc>
@@ -615,7 +583,7 @@
           <w:b w:val="0"/>
           <w:sz w:val="23"/>
         </w:rPr>
-        <w:t xml:space="preserve">Date: 04th May, 2026</w:t>
+        <w:t xml:space="preserve">Date: 15th May, 2026</w:t>
         <w:tab/>
       </w:r>
     </w:p>
